--- a/content/downloads/files/lion-rms-fire-door-visual-inspection-checklist-v1-0.docx
+++ b/content/downloads/files/lion-rms-fire-door-visual-inspection-checklist-v1-0.docx
@@ -56,15 +56,11 @@
       <w:r>
         <w:rPr>
           <w:rFonts w:ascii="Arial" w:cs="Arial" w:eastAsia="Arial" w:hAnsi="Arial"/>
-          <w:b w:val="false"/>
-          <w:bCs w:val="false"/>
-          <w:i w:val="false"/>
-          <w:iCs w:val="false"/>
-          <w:color w:val="808080"/>
           <w:sz w:val="22"/>
           <w:szCs w:val="22"/>
+          <w:u w:val="single" w:color="808080"/>
         </w:rPr>
-        <w:t xml:space="preserve">..........................................................................</w:t>
+        <w:t xml:space="preserve">                                                                          </w:t>
       </w:r>
     </w:p>
     <w:p>
@@ -86,15 +82,11 @@
       <w:r>
         <w:rPr>
           <w:rFonts w:ascii="Arial" w:cs="Arial" w:eastAsia="Arial" w:hAnsi="Arial"/>
-          <w:b w:val="false"/>
-          <w:bCs w:val="false"/>
-          <w:i w:val="false"/>
-          <w:iCs w:val="false"/>
-          <w:color w:val="808080"/>
           <w:sz w:val="22"/>
           <w:szCs w:val="22"/>
+          <w:u w:val="single" w:color="808080"/>
         </w:rPr>
-        <w:t xml:space="preserve">..................................................................</w:t>
+        <w:t xml:space="preserve">                                                                  </w:t>
       </w:r>
     </w:p>
     <w:p>
@@ -116,15 +108,11 @@
       <w:r>
         <w:rPr>
           <w:rFonts w:ascii="Arial" w:cs="Arial" w:eastAsia="Arial" w:hAnsi="Arial"/>
-          <w:b w:val="false"/>
-          <w:bCs w:val="false"/>
-          <w:i w:val="false"/>
-          <w:iCs w:val="false"/>
-          <w:color w:val="808080"/>
           <w:sz w:val="22"/>
           <w:szCs w:val="22"/>
+          <w:u w:val="single" w:color="808080"/>
         </w:rPr>
-        <w:t xml:space="preserve">..............................</w:t>
+        <w:t xml:space="preserve">                              </w:t>
       </w:r>
       <w:r>
         <w:rPr>
@@ -141,15 +129,11 @@
       <w:r>
         <w:rPr>
           <w:rFonts w:ascii="Arial" w:cs="Arial" w:eastAsia="Arial" w:hAnsi="Arial"/>
-          <w:b w:val="false"/>
-          <w:bCs w:val="false"/>
-          <w:i w:val="false"/>
-          <w:iCs w:val="false"/>
-          <w:color w:val="808080"/>
           <w:sz w:val="22"/>
           <w:szCs w:val="22"/>
+          <w:u w:val="single" w:color="808080"/>
         </w:rPr>
-        <w:t xml:space="preserve">..................</w:t>
+        <w:t xml:space="preserve">                  </w:t>
       </w:r>
     </w:p>
     <w:p>
@@ -171,15 +155,11 @@
       <w:r>
         <w:rPr>
           <w:rFonts w:ascii="Arial" w:cs="Arial" w:eastAsia="Arial" w:hAnsi="Arial"/>
-          <w:b w:val="false"/>
-          <w:bCs w:val="false"/>
-          <w:i w:val="false"/>
-          <w:iCs w:val="false"/>
-          <w:color w:val="808080"/>
           <w:sz w:val="22"/>
           <w:szCs w:val="22"/>
+          <w:u w:val="single" w:color="808080"/>
         </w:rPr>
-        <w:t xml:space="preserve">..........................................................</w:t>
+        <w:t xml:space="preserve">                                                          </w:t>
       </w:r>
     </w:p>
     <w:tbl>
@@ -647,15 +627,11 @@
       <w:r>
         <w:rPr>
           <w:rFonts w:ascii="Arial" w:cs="Arial" w:eastAsia="Arial" w:hAnsi="Arial"/>
-          <w:b w:val="false"/>
-          <w:bCs w:val="false"/>
-          <w:i w:val="false"/>
-          <w:iCs w:val="false"/>
-          <w:color w:val="808080"/>
           <w:sz w:val="22"/>
           <w:szCs w:val="22"/>
+          <w:u w:val="single" w:color="808080"/>
         </w:rPr>
-        <w:t xml:space="preserve">............</w:t>
+        <w:t xml:space="preserve">            </w:t>
       </w:r>
       <w:r>
         <w:rPr>
@@ -672,15 +648,11 @@
       <w:r>
         <w:rPr>
           <w:rFonts w:ascii="Arial" w:cs="Arial" w:eastAsia="Arial" w:hAnsi="Arial"/>
-          <w:b w:val="false"/>
-          <w:bCs w:val="false"/>
-          <w:i w:val="false"/>
-          <w:iCs w:val="false"/>
-          <w:color w:val="808080"/>
           <w:sz w:val="22"/>
           <w:szCs w:val="22"/>
+          <w:u w:val="single" w:color="808080"/>
         </w:rPr>
-        <w:t xml:space="preserve">....................................................</w:t>
+        <w:t xml:space="preserve">                                                    </w:t>
       </w:r>
     </w:p>
     <w:p>
@@ -714,15 +686,11 @@
       <w:r>
         <w:rPr>
           <w:rFonts w:ascii="Arial" w:cs="Arial" w:eastAsia="Arial" w:hAnsi="Arial"/>
-          <w:b w:val="false"/>
-          <w:bCs w:val="false"/>
-          <w:i w:val="false"/>
-          <w:iCs w:val="false"/>
-          <w:color w:val="808080"/>
           <w:sz w:val="22"/>
           <w:szCs w:val="22"/>
+          <w:u w:val="single" w:color="808080"/>
         </w:rPr>
-        <w:t xml:space="preserve">..............</w:t>
+        <w:t xml:space="preserve">              </w:t>
       </w:r>
     </w:p>
     <w:p>
@@ -3749,15 +3717,11 @@
       <w:r>
         <w:rPr>
           <w:rFonts w:ascii="Arial" w:cs="Arial" w:eastAsia="Arial" w:hAnsi="Arial"/>
-          <w:b w:val="false"/>
-          <w:bCs w:val="false"/>
-          <w:i w:val="false"/>
-          <w:iCs w:val="false"/>
-          <w:color w:val="808080"/>
           <w:sz w:val="22"/>
           <w:szCs w:val="22"/>
+          <w:u w:val="single" w:color="808080"/>
         </w:rPr>
-        <w:t xml:space="preserve">............</w:t>
+        <w:t xml:space="preserve">            </w:t>
       </w:r>
     </w:p>
     <w:p>
@@ -3779,15 +3743,11 @@
       <w:r>
         <w:rPr>
           <w:rFonts w:ascii="Arial" w:cs="Arial" w:eastAsia="Arial" w:hAnsi="Arial"/>
-          <w:b w:val="false"/>
-          <w:bCs w:val="false"/>
-          <w:i w:val="false"/>
-          <w:iCs w:val="false"/>
-          <w:color w:val="808080"/>
           <w:sz w:val="22"/>
           <w:szCs w:val="22"/>
+          <w:u w:val="single" w:color="808080"/>
         </w:rPr>
-        <w:t xml:space="preserve">............</w:t>
+        <w:t xml:space="preserve">            </w:t>
       </w:r>
     </w:p>
     <w:p>
@@ -3827,15 +3787,11 @@
       <w:r>
         <w:rPr>
           <w:rFonts w:ascii="Arial" w:cs="Arial" w:eastAsia="Arial" w:hAnsi="Arial"/>
-          <w:b w:val="false"/>
-          <w:bCs w:val="false"/>
-          <w:i w:val="false"/>
-          <w:iCs w:val="false"/>
-          <w:color w:val="808080"/>
           <w:sz w:val="22"/>
           <w:szCs w:val="22"/>
+          <w:u w:val="single" w:color="808080"/>
         </w:rPr>
-        <w:t xml:space="preserve">............</w:t>
+        <w:t xml:space="preserve">            </w:t>
       </w:r>
     </w:p>
     <w:p>
@@ -3857,15 +3813,11 @@
       <w:r>
         <w:rPr>
           <w:rFonts w:ascii="Arial" w:cs="Arial" w:eastAsia="Arial" w:hAnsi="Arial"/>
-          <w:b w:val="false"/>
-          <w:bCs w:val="false"/>
-          <w:i w:val="false"/>
-          <w:iCs w:val="false"/>
-          <w:color w:val="808080"/>
           <w:sz w:val="22"/>
           <w:szCs w:val="22"/>
+          <w:u w:val="single" w:color="808080"/>
         </w:rPr>
-        <w:t xml:space="preserve">..................................</w:t>
+        <w:t xml:space="preserve">                                  </w:t>
       </w:r>
       <w:r>
         <w:rPr>
@@ -3882,15 +3834,11 @@
       <w:r>
         <w:rPr>
           <w:rFonts w:ascii="Arial" w:cs="Arial" w:eastAsia="Arial" w:hAnsi="Arial"/>
-          <w:b w:val="false"/>
-          <w:bCs w:val="false"/>
-          <w:i w:val="false"/>
-          <w:iCs w:val="false"/>
-          <w:color w:val="808080"/>
           <w:sz w:val="22"/>
           <w:szCs w:val="22"/>
+          <w:u w:val="single" w:color="808080"/>
         </w:rPr>
-        <w:t xml:space="preserve">............</w:t>
+        <w:t xml:space="preserve">            </w:t>
       </w:r>
     </w:p>
     <w:p>
@@ -3932,15 +3880,11 @@
       <w:r>
         <w:rPr>
           <w:rFonts w:ascii="Arial" w:cs="Arial" w:eastAsia="Arial" w:hAnsi="Arial"/>
-          <w:b w:val="false"/>
-          <w:bCs w:val="false"/>
-          <w:i w:val="false"/>
-          <w:iCs w:val="false"/>
-          <w:color w:val="808080"/>
           <w:sz w:val="22"/>
           <w:szCs w:val="22"/>
+          <w:u w:val="single" w:color="808080"/>
         </w:rPr>
-        <w:t xml:space="preserve">............</w:t>
+        <w:t xml:space="preserve">            </w:t>
       </w:r>
       <w:r>
         <w:rPr>
@@ -3957,15 +3901,11 @@
       <w:r>
         <w:rPr>
           <w:rFonts w:ascii="Arial" w:cs="Arial" w:eastAsia="Arial" w:hAnsi="Arial"/>
-          <w:b w:val="false"/>
-          <w:bCs w:val="false"/>
-          <w:i w:val="false"/>
-          <w:iCs w:val="false"/>
-          <w:color w:val="808080"/>
           <w:sz w:val="22"/>
           <w:szCs w:val="22"/>
+          <w:u w:val="single" w:color="808080"/>
         </w:rPr>
-        <w:t xml:space="preserve">....................................................</w:t>
+        <w:t xml:space="preserve">                                                    </w:t>
       </w:r>
     </w:p>
     <w:p>
@@ -3999,15 +3939,11 @@
       <w:r>
         <w:rPr>
           <w:rFonts w:ascii="Arial" w:cs="Arial" w:eastAsia="Arial" w:hAnsi="Arial"/>
-          <w:b w:val="false"/>
-          <w:bCs w:val="false"/>
-          <w:i w:val="false"/>
-          <w:iCs w:val="false"/>
-          <w:color w:val="808080"/>
           <w:sz w:val="22"/>
           <w:szCs w:val="22"/>
+          <w:u w:val="single" w:color="808080"/>
         </w:rPr>
-        <w:t xml:space="preserve">..............</w:t>
+        <w:t xml:space="preserve">              </w:t>
       </w:r>
     </w:p>
     <w:p>
@@ -7034,15 +6970,11 @@
       <w:r>
         <w:rPr>
           <w:rFonts w:ascii="Arial" w:cs="Arial" w:eastAsia="Arial" w:hAnsi="Arial"/>
-          <w:b w:val="false"/>
-          <w:bCs w:val="false"/>
-          <w:i w:val="false"/>
-          <w:iCs w:val="false"/>
-          <w:color w:val="808080"/>
           <w:sz w:val="22"/>
           <w:szCs w:val="22"/>
+          <w:u w:val="single" w:color="808080"/>
         </w:rPr>
-        <w:t xml:space="preserve">............</w:t>
+        <w:t xml:space="preserve">            </w:t>
       </w:r>
     </w:p>
     <w:p>
@@ -7064,15 +6996,11 @@
       <w:r>
         <w:rPr>
           <w:rFonts w:ascii="Arial" w:cs="Arial" w:eastAsia="Arial" w:hAnsi="Arial"/>
-          <w:b w:val="false"/>
-          <w:bCs w:val="false"/>
-          <w:i w:val="false"/>
-          <w:iCs w:val="false"/>
-          <w:color w:val="808080"/>
           <w:sz w:val="22"/>
           <w:szCs w:val="22"/>
+          <w:u w:val="single" w:color="808080"/>
         </w:rPr>
-        <w:t xml:space="preserve">............</w:t>
+        <w:t xml:space="preserve">            </w:t>
       </w:r>
     </w:p>
     <w:p>
@@ -7112,15 +7040,11 @@
       <w:r>
         <w:rPr>
           <w:rFonts w:ascii="Arial" w:cs="Arial" w:eastAsia="Arial" w:hAnsi="Arial"/>
-          <w:b w:val="false"/>
-          <w:bCs w:val="false"/>
-          <w:i w:val="false"/>
-          <w:iCs w:val="false"/>
-          <w:color w:val="808080"/>
           <w:sz w:val="22"/>
           <w:szCs w:val="22"/>
+          <w:u w:val="single" w:color="808080"/>
         </w:rPr>
-        <w:t xml:space="preserve">............</w:t>
+        <w:t xml:space="preserve">            </w:t>
       </w:r>
     </w:p>
     <w:p>
@@ -7142,15 +7066,11 @@
       <w:r>
         <w:rPr>
           <w:rFonts w:ascii="Arial" w:cs="Arial" w:eastAsia="Arial" w:hAnsi="Arial"/>
-          <w:b w:val="false"/>
-          <w:bCs w:val="false"/>
-          <w:i w:val="false"/>
-          <w:iCs w:val="false"/>
-          <w:color w:val="808080"/>
           <w:sz w:val="22"/>
           <w:szCs w:val="22"/>
+          <w:u w:val="single" w:color="808080"/>
         </w:rPr>
-        <w:t xml:space="preserve">..................................</w:t>
+        <w:t xml:space="preserve">                                  </w:t>
       </w:r>
       <w:r>
         <w:rPr>
@@ -7167,15 +7087,11 @@
       <w:r>
         <w:rPr>
           <w:rFonts w:ascii="Arial" w:cs="Arial" w:eastAsia="Arial" w:hAnsi="Arial"/>
-          <w:b w:val="false"/>
-          <w:bCs w:val="false"/>
-          <w:i w:val="false"/>
-          <w:iCs w:val="false"/>
-          <w:color w:val="808080"/>
           <w:sz w:val="22"/>
           <w:szCs w:val="22"/>
+          <w:u w:val="single" w:color="808080"/>
         </w:rPr>
-        <w:t xml:space="preserve">............</w:t>
+        <w:t xml:space="preserve">            </w:t>
       </w:r>
     </w:p>
     <w:p>
@@ -7217,15 +7133,11 @@
       <w:r>
         <w:rPr>
           <w:rFonts w:ascii="Arial" w:cs="Arial" w:eastAsia="Arial" w:hAnsi="Arial"/>
-          <w:b w:val="false"/>
-          <w:bCs w:val="false"/>
-          <w:i w:val="false"/>
-          <w:iCs w:val="false"/>
-          <w:color w:val="808080"/>
           <w:sz w:val="22"/>
           <w:szCs w:val="22"/>
+          <w:u w:val="single" w:color="808080"/>
         </w:rPr>
-        <w:t xml:space="preserve">............</w:t>
+        <w:t xml:space="preserve">            </w:t>
       </w:r>
       <w:r>
         <w:rPr>
@@ -7242,15 +7154,11 @@
       <w:r>
         <w:rPr>
           <w:rFonts w:ascii="Arial" w:cs="Arial" w:eastAsia="Arial" w:hAnsi="Arial"/>
-          <w:b w:val="false"/>
-          <w:bCs w:val="false"/>
-          <w:i w:val="false"/>
-          <w:iCs w:val="false"/>
-          <w:color w:val="808080"/>
           <w:sz w:val="22"/>
           <w:szCs w:val="22"/>
+          <w:u w:val="single" w:color="808080"/>
         </w:rPr>
-        <w:t xml:space="preserve">....................................................</w:t>
+        <w:t xml:space="preserve">                                                    </w:t>
       </w:r>
     </w:p>
     <w:p>
@@ -7284,15 +7192,11 @@
       <w:r>
         <w:rPr>
           <w:rFonts w:ascii="Arial" w:cs="Arial" w:eastAsia="Arial" w:hAnsi="Arial"/>
-          <w:b w:val="false"/>
-          <w:bCs w:val="false"/>
-          <w:i w:val="false"/>
-          <w:iCs w:val="false"/>
-          <w:color w:val="808080"/>
           <w:sz w:val="22"/>
           <w:szCs w:val="22"/>
+          <w:u w:val="single" w:color="808080"/>
         </w:rPr>
-        <w:t xml:space="preserve">..............</w:t>
+        <w:t xml:space="preserve">              </w:t>
       </w:r>
     </w:p>
     <w:p>
@@ -10319,15 +10223,11 @@
       <w:r>
         <w:rPr>
           <w:rFonts w:ascii="Arial" w:cs="Arial" w:eastAsia="Arial" w:hAnsi="Arial"/>
-          <w:b w:val="false"/>
-          <w:bCs w:val="false"/>
-          <w:i w:val="false"/>
-          <w:iCs w:val="false"/>
-          <w:color w:val="808080"/>
           <w:sz w:val="22"/>
           <w:szCs w:val="22"/>
+          <w:u w:val="single" w:color="808080"/>
         </w:rPr>
-        <w:t xml:space="preserve">............</w:t>
+        <w:t xml:space="preserve">            </w:t>
       </w:r>
     </w:p>
     <w:p>
@@ -10349,15 +10249,11 @@
       <w:r>
         <w:rPr>
           <w:rFonts w:ascii="Arial" w:cs="Arial" w:eastAsia="Arial" w:hAnsi="Arial"/>
-          <w:b w:val="false"/>
-          <w:bCs w:val="false"/>
-          <w:i w:val="false"/>
-          <w:iCs w:val="false"/>
-          <w:color w:val="808080"/>
           <w:sz w:val="22"/>
           <w:szCs w:val="22"/>
+          <w:u w:val="single" w:color="808080"/>
         </w:rPr>
-        <w:t xml:space="preserve">............</w:t>
+        <w:t xml:space="preserve">            </w:t>
       </w:r>
     </w:p>
     <w:p>
@@ -10397,15 +10293,11 @@
       <w:r>
         <w:rPr>
           <w:rFonts w:ascii="Arial" w:cs="Arial" w:eastAsia="Arial" w:hAnsi="Arial"/>
-          <w:b w:val="false"/>
-          <w:bCs w:val="false"/>
-          <w:i w:val="false"/>
-          <w:iCs w:val="false"/>
-          <w:color w:val="808080"/>
           <w:sz w:val="22"/>
           <w:szCs w:val="22"/>
+          <w:u w:val="single" w:color="808080"/>
         </w:rPr>
-        <w:t xml:space="preserve">............</w:t>
+        <w:t xml:space="preserve">            </w:t>
       </w:r>
     </w:p>
     <w:p>
@@ -10427,15 +10319,11 @@
       <w:r>
         <w:rPr>
           <w:rFonts w:ascii="Arial" w:cs="Arial" w:eastAsia="Arial" w:hAnsi="Arial"/>
-          <w:b w:val="false"/>
-          <w:bCs w:val="false"/>
-          <w:i w:val="false"/>
-          <w:iCs w:val="false"/>
-          <w:color w:val="808080"/>
           <w:sz w:val="22"/>
           <w:szCs w:val="22"/>
+          <w:u w:val="single" w:color="808080"/>
         </w:rPr>
-        <w:t xml:space="preserve">..................................</w:t>
+        <w:t xml:space="preserve">                                  </w:t>
       </w:r>
       <w:r>
         <w:rPr>
@@ -10452,15 +10340,11 @@
       <w:r>
         <w:rPr>
           <w:rFonts w:ascii="Arial" w:cs="Arial" w:eastAsia="Arial" w:hAnsi="Arial"/>
-          <w:b w:val="false"/>
-          <w:bCs w:val="false"/>
-          <w:i w:val="false"/>
-          <w:iCs w:val="false"/>
-          <w:color w:val="808080"/>
           <w:sz w:val="22"/>
           <w:szCs w:val="22"/>
+          <w:u w:val="single" w:color="808080"/>
         </w:rPr>
-        <w:t xml:space="preserve">............</w:t>
+        <w:t xml:space="preserve">            </w:t>
       </w:r>
     </w:p>
     <w:p>
@@ -10502,15 +10386,11 @@
       <w:r>
         <w:rPr>
           <w:rFonts w:ascii="Arial" w:cs="Arial" w:eastAsia="Arial" w:hAnsi="Arial"/>
-          <w:b w:val="false"/>
-          <w:bCs w:val="false"/>
-          <w:i w:val="false"/>
-          <w:iCs w:val="false"/>
-          <w:color w:val="808080"/>
           <w:sz w:val="22"/>
           <w:szCs w:val="22"/>
+          <w:u w:val="single" w:color="808080"/>
         </w:rPr>
-        <w:t xml:space="preserve">............</w:t>
+        <w:t xml:space="preserve">            </w:t>
       </w:r>
       <w:r>
         <w:rPr>
@@ -10527,15 +10407,11 @@
       <w:r>
         <w:rPr>
           <w:rFonts w:ascii="Arial" w:cs="Arial" w:eastAsia="Arial" w:hAnsi="Arial"/>
-          <w:b w:val="false"/>
-          <w:bCs w:val="false"/>
-          <w:i w:val="false"/>
-          <w:iCs w:val="false"/>
-          <w:color w:val="808080"/>
           <w:sz w:val="22"/>
           <w:szCs w:val="22"/>
+          <w:u w:val="single" w:color="808080"/>
         </w:rPr>
-        <w:t xml:space="preserve">....................................................</w:t>
+        <w:t xml:space="preserve">                                                    </w:t>
       </w:r>
     </w:p>
     <w:p>
@@ -10569,15 +10445,11 @@
       <w:r>
         <w:rPr>
           <w:rFonts w:ascii="Arial" w:cs="Arial" w:eastAsia="Arial" w:hAnsi="Arial"/>
-          <w:b w:val="false"/>
-          <w:bCs w:val="false"/>
-          <w:i w:val="false"/>
-          <w:iCs w:val="false"/>
-          <w:color w:val="808080"/>
           <w:sz w:val="22"/>
           <w:szCs w:val="22"/>
+          <w:u w:val="single" w:color="808080"/>
         </w:rPr>
-        <w:t xml:space="preserve">..............</w:t>
+        <w:t xml:space="preserve">              </w:t>
       </w:r>
     </w:p>
     <w:p>
@@ -13604,15 +13476,11 @@
       <w:r>
         <w:rPr>
           <w:rFonts w:ascii="Arial" w:cs="Arial" w:eastAsia="Arial" w:hAnsi="Arial"/>
-          <w:b w:val="false"/>
-          <w:bCs w:val="false"/>
-          <w:i w:val="false"/>
-          <w:iCs w:val="false"/>
-          <w:color w:val="808080"/>
           <w:sz w:val="22"/>
           <w:szCs w:val="22"/>
+          <w:u w:val="single" w:color="808080"/>
         </w:rPr>
-        <w:t xml:space="preserve">............</w:t>
+        <w:t xml:space="preserve">            </w:t>
       </w:r>
     </w:p>
     <w:p>
@@ -13634,15 +13502,11 @@
       <w:r>
         <w:rPr>
           <w:rFonts w:ascii="Arial" w:cs="Arial" w:eastAsia="Arial" w:hAnsi="Arial"/>
-          <w:b w:val="false"/>
-          <w:bCs w:val="false"/>
-          <w:i w:val="false"/>
-          <w:iCs w:val="false"/>
-          <w:color w:val="808080"/>
           <w:sz w:val="22"/>
           <w:szCs w:val="22"/>
+          <w:u w:val="single" w:color="808080"/>
         </w:rPr>
-        <w:t xml:space="preserve">............</w:t>
+        <w:t xml:space="preserve">            </w:t>
       </w:r>
     </w:p>
     <w:p>
@@ -13682,15 +13546,11 @@
       <w:r>
         <w:rPr>
           <w:rFonts w:ascii="Arial" w:cs="Arial" w:eastAsia="Arial" w:hAnsi="Arial"/>
-          <w:b w:val="false"/>
-          <w:bCs w:val="false"/>
-          <w:i w:val="false"/>
-          <w:iCs w:val="false"/>
-          <w:color w:val="808080"/>
           <w:sz w:val="22"/>
           <w:szCs w:val="22"/>
+          <w:u w:val="single" w:color="808080"/>
         </w:rPr>
-        <w:t xml:space="preserve">............</w:t>
+        <w:t xml:space="preserve">            </w:t>
       </w:r>
     </w:p>
     <w:p>
@@ -13712,15 +13572,11 @@
       <w:r>
         <w:rPr>
           <w:rFonts w:ascii="Arial" w:cs="Arial" w:eastAsia="Arial" w:hAnsi="Arial"/>
-          <w:b w:val="false"/>
-          <w:bCs w:val="false"/>
-          <w:i w:val="false"/>
-          <w:iCs w:val="false"/>
-          <w:color w:val="808080"/>
           <w:sz w:val="22"/>
           <w:szCs w:val="22"/>
+          <w:u w:val="single" w:color="808080"/>
         </w:rPr>
-        <w:t xml:space="preserve">..................................</w:t>
+        <w:t xml:space="preserve">                                  </w:t>
       </w:r>
       <w:r>
         <w:rPr>
@@ -13737,15 +13593,11 @@
       <w:r>
         <w:rPr>
           <w:rFonts w:ascii="Arial" w:cs="Arial" w:eastAsia="Arial" w:hAnsi="Arial"/>
-          <w:b w:val="false"/>
-          <w:bCs w:val="false"/>
-          <w:i w:val="false"/>
-          <w:iCs w:val="false"/>
-          <w:color w:val="808080"/>
           <w:sz w:val="22"/>
           <w:szCs w:val="22"/>
+          <w:u w:val="single" w:color="808080"/>
         </w:rPr>
-        <w:t xml:space="preserve">............</w:t>
+        <w:t xml:space="preserve">            </w:t>
       </w:r>
     </w:p>
     <w:p>
@@ -13787,15 +13639,11 @@
       <w:r>
         <w:rPr>
           <w:rFonts w:ascii="Arial" w:cs="Arial" w:eastAsia="Arial" w:hAnsi="Arial"/>
-          <w:b w:val="false"/>
-          <w:bCs w:val="false"/>
-          <w:i w:val="false"/>
-          <w:iCs w:val="false"/>
-          <w:color w:val="808080"/>
           <w:sz w:val="22"/>
           <w:szCs w:val="22"/>
+          <w:u w:val="single" w:color="808080"/>
         </w:rPr>
-        <w:t xml:space="preserve">............</w:t>
+        <w:t xml:space="preserve">            </w:t>
       </w:r>
       <w:r>
         <w:rPr>
@@ -13812,15 +13660,11 @@
       <w:r>
         <w:rPr>
           <w:rFonts w:ascii="Arial" w:cs="Arial" w:eastAsia="Arial" w:hAnsi="Arial"/>
-          <w:b w:val="false"/>
-          <w:bCs w:val="false"/>
-          <w:i w:val="false"/>
-          <w:iCs w:val="false"/>
-          <w:color w:val="808080"/>
           <w:sz w:val="22"/>
           <w:szCs w:val="22"/>
+          <w:u w:val="single" w:color="808080"/>
         </w:rPr>
-        <w:t xml:space="preserve">....................................................</w:t>
+        <w:t xml:space="preserve">                                                    </w:t>
       </w:r>
     </w:p>
     <w:p>
@@ -13854,15 +13698,11 @@
       <w:r>
         <w:rPr>
           <w:rFonts w:ascii="Arial" w:cs="Arial" w:eastAsia="Arial" w:hAnsi="Arial"/>
-          <w:b w:val="false"/>
-          <w:bCs w:val="false"/>
-          <w:i w:val="false"/>
-          <w:iCs w:val="false"/>
-          <w:color w:val="808080"/>
           <w:sz w:val="22"/>
           <w:szCs w:val="22"/>
+          <w:u w:val="single" w:color="808080"/>
         </w:rPr>
-        <w:t xml:space="preserve">..............</w:t>
+        <w:t xml:space="preserve">              </w:t>
       </w:r>
     </w:p>
     <w:p>
@@ -16889,15 +16729,11 @@
       <w:r>
         <w:rPr>
           <w:rFonts w:ascii="Arial" w:cs="Arial" w:eastAsia="Arial" w:hAnsi="Arial"/>
-          <w:b w:val="false"/>
-          <w:bCs w:val="false"/>
-          <w:i w:val="false"/>
-          <w:iCs w:val="false"/>
-          <w:color w:val="808080"/>
           <w:sz w:val="22"/>
           <w:szCs w:val="22"/>
+          <w:u w:val="single" w:color="808080"/>
         </w:rPr>
-        <w:t xml:space="preserve">............</w:t>
+        <w:t xml:space="preserve">            </w:t>
       </w:r>
     </w:p>
     <w:p>
@@ -16919,15 +16755,11 @@
       <w:r>
         <w:rPr>
           <w:rFonts w:ascii="Arial" w:cs="Arial" w:eastAsia="Arial" w:hAnsi="Arial"/>
-          <w:b w:val="false"/>
-          <w:bCs w:val="false"/>
-          <w:i w:val="false"/>
-          <w:iCs w:val="false"/>
-          <w:color w:val="808080"/>
           <w:sz w:val="22"/>
           <w:szCs w:val="22"/>
+          <w:u w:val="single" w:color="808080"/>
         </w:rPr>
-        <w:t xml:space="preserve">............</w:t>
+        <w:t xml:space="preserve">            </w:t>
       </w:r>
     </w:p>
     <w:p>
@@ -16967,15 +16799,11 @@
       <w:r>
         <w:rPr>
           <w:rFonts w:ascii="Arial" w:cs="Arial" w:eastAsia="Arial" w:hAnsi="Arial"/>
-          <w:b w:val="false"/>
-          <w:bCs w:val="false"/>
-          <w:i w:val="false"/>
-          <w:iCs w:val="false"/>
-          <w:color w:val="808080"/>
           <w:sz w:val="22"/>
           <w:szCs w:val="22"/>
+          <w:u w:val="single" w:color="808080"/>
         </w:rPr>
-        <w:t xml:space="preserve">............</w:t>
+        <w:t xml:space="preserve">            </w:t>
       </w:r>
     </w:p>
     <w:p>
@@ -16997,15 +16825,11 @@
       <w:r>
         <w:rPr>
           <w:rFonts w:ascii="Arial" w:cs="Arial" w:eastAsia="Arial" w:hAnsi="Arial"/>
-          <w:b w:val="false"/>
-          <w:bCs w:val="false"/>
-          <w:i w:val="false"/>
-          <w:iCs w:val="false"/>
-          <w:color w:val="808080"/>
           <w:sz w:val="22"/>
           <w:szCs w:val="22"/>
+          <w:u w:val="single" w:color="808080"/>
         </w:rPr>
-        <w:t xml:space="preserve">..................................</w:t>
+        <w:t xml:space="preserve">                                  </w:t>
       </w:r>
       <w:r>
         <w:rPr>
@@ -17022,15 +16846,11 @@
       <w:r>
         <w:rPr>
           <w:rFonts w:ascii="Arial" w:cs="Arial" w:eastAsia="Arial" w:hAnsi="Arial"/>
-          <w:b w:val="false"/>
-          <w:bCs w:val="false"/>
-          <w:i w:val="false"/>
-          <w:iCs w:val="false"/>
-          <w:color w:val="808080"/>
           <w:sz w:val="22"/>
           <w:szCs w:val="22"/>
+          <w:u w:val="single" w:color="808080"/>
         </w:rPr>
-        <w:t xml:space="preserve">............</w:t>
+        <w:t xml:space="preserve">            </w:t>
       </w:r>
     </w:p>
     <w:p>
@@ -17072,15 +16892,11 @@
       <w:r>
         <w:rPr>
           <w:rFonts w:ascii="Arial" w:cs="Arial" w:eastAsia="Arial" w:hAnsi="Arial"/>
-          <w:b w:val="false"/>
-          <w:bCs w:val="false"/>
-          <w:i w:val="false"/>
-          <w:iCs w:val="false"/>
-          <w:color w:val="808080"/>
           <w:sz w:val="22"/>
           <w:szCs w:val="22"/>
+          <w:u w:val="single" w:color="808080"/>
         </w:rPr>
-        <w:t xml:space="preserve">............</w:t>
+        <w:t xml:space="preserve">            </w:t>
       </w:r>
       <w:r>
         <w:rPr>
@@ -17097,15 +16913,11 @@
       <w:r>
         <w:rPr>
           <w:rFonts w:ascii="Arial" w:cs="Arial" w:eastAsia="Arial" w:hAnsi="Arial"/>
-          <w:b w:val="false"/>
-          <w:bCs w:val="false"/>
-          <w:i w:val="false"/>
-          <w:iCs w:val="false"/>
-          <w:color w:val="808080"/>
           <w:sz w:val="22"/>
           <w:szCs w:val="22"/>
+          <w:u w:val="single" w:color="808080"/>
         </w:rPr>
-        <w:t xml:space="preserve">....................................................</w:t>
+        <w:t xml:space="preserve">                                                    </w:t>
       </w:r>
     </w:p>
     <w:p>
@@ -17139,15 +16951,11 @@
       <w:r>
         <w:rPr>
           <w:rFonts w:ascii="Arial" w:cs="Arial" w:eastAsia="Arial" w:hAnsi="Arial"/>
-          <w:b w:val="false"/>
-          <w:bCs w:val="false"/>
-          <w:i w:val="false"/>
-          <w:iCs w:val="false"/>
-          <w:color w:val="808080"/>
           <w:sz w:val="22"/>
           <w:szCs w:val="22"/>
+          <w:u w:val="single" w:color="808080"/>
         </w:rPr>
-        <w:t xml:space="preserve">..............</w:t>
+        <w:t xml:space="preserve">              </w:t>
       </w:r>
     </w:p>
     <w:p>
@@ -20174,15 +19982,11 @@
       <w:r>
         <w:rPr>
           <w:rFonts w:ascii="Arial" w:cs="Arial" w:eastAsia="Arial" w:hAnsi="Arial"/>
-          <w:b w:val="false"/>
-          <w:bCs w:val="false"/>
-          <w:i w:val="false"/>
-          <w:iCs w:val="false"/>
-          <w:color w:val="808080"/>
           <w:sz w:val="22"/>
           <w:szCs w:val="22"/>
+          <w:u w:val="single" w:color="808080"/>
         </w:rPr>
-        <w:t xml:space="preserve">............</w:t>
+        <w:t xml:space="preserve">            </w:t>
       </w:r>
     </w:p>
     <w:p>
@@ -20204,15 +20008,11 @@
       <w:r>
         <w:rPr>
           <w:rFonts w:ascii="Arial" w:cs="Arial" w:eastAsia="Arial" w:hAnsi="Arial"/>
-          <w:b w:val="false"/>
-          <w:bCs w:val="false"/>
-          <w:i w:val="false"/>
-          <w:iCs w:val="false"/>
-          <w:color w:val="808080"/>
           <w:sz w:val="22"/>
           <w:szCs w:val="22"/>
+          <w:u w:val="single" w:color="808080"/>
         </w:rPr>
-        <w:t xml:space="preserve">............</w:t>
+        <w:t xml:space="preserve">            </w:t>
       </w:r>
     </w:p>
     <w:p>
@@ -20252,15 +20052,11 @@
       <w:r>
         <w:rPr>
           <w:rFonts w:ascii="Arial" w:cs="Arial" w:eastAsia="Arial" w:hAnsi="Arial"/>
-          <w:b w:val="false"/>
-          <w:bCs w:val="false"/>
-          <w:i w:val="false"/>
-          <w:iCs w:val="false"/>
-          <w:color w:val="808080"/>
           <w:sz w:val="22"/>
           <w:szCs w:val="22"/>
+          <w:u w:val="single" w:color="808080"/>
         </w:rPr>
-        <w:t xml:space="preserve">............</w:t>
+        <w:t xml:space="preserve">            </w:t>
       </w:r>
     </w:p>
     <w:p>
@@ -20282,15 +20078,11 @@
       <w:r>
         <w:rPr>
           <w:rFonts w:ascii="Arial" w:cs="Arial" w:eastAsia="Arial" w:hAnsi="Arial"/>
-          <w:b w:val="false"/>
-          <w:bCs w:val="false"/>
-          <w:i w:val="false"/>
-          <w:iCs w:val="false"/>
-          <w:color w:val="808080"/>
           <w:sz w:val="22"/>
           <w:szCs w:val="22"/>
+          <w:u w:val="single" w:color="808080"/>
         </w:rPr>
-        <w:t xml:space="preserve">..................................</w:t>
+        <w:t xml:space="preserve">                                  </w:t>
       </w:r>
       <w:r>
         <w:rPr>
@@ -20307,15 +20099,11 @@
       <w:r>
         <w:rPr>
           <w:rFonts w:ascii="Arial" w:cs="Arial" w:eastAsia="Arial" w:hAnsi="Arial"/>
-          <w:b w:val="false"/>
-          <w:bCs w:val="false"/>
-          <w:i w:val="false"/>
-          <w:iCs w:val="false"/>
-          <w:color w:val="808080"/>
           <w:sz w:val="22"/>
           <w:szCs w:val="22"/>
+          <w:u w:val="single" w:color="808080"/>
         </w:rPr>
-        <w:t xml:space="preserve">............</w:t>
+        <w:t xml:space="preserve">            </w:t>
       </w:r>
     </w:p>
     <w:p>
@@ -20357,15 +20145,11 @@
       <w:r>
         <w:rPr>
           <w:rFonts w:ascii="Arial" w:cs="Arial" w:eastAsia="Arial" w:hAnsi="Arial"/>
-          <w:b w:val="false"/>
-          <w:bCs w:val="false"/>
-          <w:i w:val="false"/>
-          <w:iCs w:val="false"/>
-          <w:color w:val="808080"/>
           <w:sz w:val="22"/>
           <w:szCs w:val="22"/>
+          <w:u w:val="single" w:color="808080"/>
         </w:rPr>
-        <w:t xml:space="preserve">............</w:t>
+        <w:t xml:space="preserve">            </w:t>
       </w:r>
       <w:r>
         <w:rPr>
@@ -20382,15 +20166,11 @@
       <w:r>
         <w:rPr>
           <w:rFonts w:ascii="Arial" w:cs="Arial" w:eastAsia="Arial" w:hAnsi="Arial"/>
-          <w:b w:val="false"/>
-          <w:bCs w:val="false"/>
-          <w:i w:val="false"/>
-          <w:iCs w:val="false"/>
-          <w:color w:val="808080"/>
           <w:sz w:val="22"/>
           <w:szCs w:val="22"/>
+          <w:u w:val="single" w:color="808080"/>
         </w:rPr>
-        <w:t xml:space="preserve">....................................................</w:t>
+        <w:t xml:space="preserve">                                                    </w:t>
       </w:r>
     </w:p>
     <w:p>
@@ -20424,15 +20204,11 @@
       <w:r>
         <w:rPr>
           <w:rFonts w:ascii="Arial" w:cs="Arial" w:eastAsia="Arial" w:hAnsi="Arial"/>
-          <w:b w:val="false"/>
-          <w:bCs w:val="false"/>
-          <w:i w:val="false"/>
-          <w:iCs w:val="false"/>
-          <w:color w:val="808080"/>
           <w:sz w:val="22"/>
           <w:szCs w:val="22"/>
+          <w:u w:val="single" w:color="808080"/>
         </w:rPr>
-        <w:t xml:space="preserve">..............</w:t>
+        <w:t xml:space="preserve">              </w:t>
       </w:r>
     </w:p>
     <w:p>
@@ -23459,15 +23235,11 @@
       <w:r>
         <w:rPr>
           <w:rFonts w:ascii="Arial" w:cs="Arial" w:eastAsia="Arial" w:hAnsi="Arial"/>
-          <w:b w:val="false"/>
-          <w:bCs w:val="false"/>
-          <w:i w:val="false"/>
-          <w:iCs w:val="false"/>
-          <w:color w:val="808080"/>
           <w:sz w:val="22"/>
           <w:szCs w:val="22"/>
+          <w:u w:val="single" w:color="808080"/>
         </w:rPr>
-        <w:t xml:space="preserve">............</w:t>
+        <w:t xml:space="preserve">            </w:t>
       </w:r>
     </w:p>
     <w:p>
@@ -23489,15 +23261,11 @@
       <w:r>
         <w:rPr>
           <w:rFonts w:ascii="Arial" w:cs="Arial" w:eastAsia="Arial" w:hAnsi="Arial"/>
-          <w:b w:val="false"/>
-          <w:bCs w:val="false"/>
-          <w:i w:val="false"/>
-          <w:iCs w:val="false"/>
-          <w:color w:val="808080"/>
           <w:sz w:val="22"/>
           <w:szCs w:val="22"/>
+          <w:u w:val="single" w:color="808080"/>
         </w:rPr>
-        <w:t xml:space="preserve">............</w:t>
+        <w:t xml:space="preserve">            </w:t>
       </w:r>
     </w:p>
     <w:p>
@@ -23537,15 +23305,11 @@
       <w:r>
         <w:rPr>
           <w:rFonts w:ascii="Arial" w:cs="Arial" w:eastAsia="Arial" w:hAnsi="Arial"/>
-          <w:b w:val="false"/>
-          <w:bCs w:val="false"/>
-          <w:i w:val="false"/>
-          <w:iCs w:val="false"/>
-          <w:color w:val="808080"/>
           <w:sz w:val="22"/>
           <w:szCs w:val="22"/>
+          <w:u w:val="single" w:color="808080"/>
         </w:rPr>
-        <w:t xml:space="preserve">............</w:t>
+        <w:t xml:space="preserve">            </w:t>
       </w:r>
     </w:p>
     <w:p>
@@ -23567,15 +23331,11 @@
       <w:r>
         <w:rPr>
           <w:rFonts w:ascii="Arial" w:cs="Arial" w:eastAsia="Arial" w:hAnsi="Arial"/>
-          <w:b w:val="false"/>
-          <w:bCs w:val="false"/>
-          <w:i w:val="false"/>
-          <w:iCs w:val="false"/>
-          <w:color w:val="808080"/>
           <w:sz w:val="22"/>
           <w:szCs w:val="22"/>
+          <w:u w:val="single" w:color="808080"/>
         </w:rPr>
-        <w:t xml:space="preserve">..................................</w:t>
+        <w:t xml:space="preserve">                                  </w:t>
       </w:r>
       <w:r>
         <w:rPr>
@@ -23592,15 +23352,11 @@
       <w:r>
         <w:rPr>
           <w:rFonts w:ascii="Arial" w:cs="Arial" w:eastAsia="Arial" w:hAnsi="Arial"/>
-          <w:b w:val="false"/>
-          <w:bCs w:val="false"/>
-          <w:i w:val="false"/>
-          <w:iCs w:val="false"/>
-          <w:color w:val="808080"/>
           <w:sz w:val="22"/>
           <w:szCs w:val="22"/>
+          <w:u w:val="single" w:color="808080"/>
         </w:rPr>
-        <w:t xml:space="preserve">............</w:t>
+        <w:t xml:space="preserve">            </w:t>
       </w:r>
     </w:p>
     <w:p>
@@ -23642,15 +23398,11 @@
       <w:r>
         <w:rPr>
           <w:rFonts w:ascii="Arial" w:cs="Arial" w:eastAsia="Arial" w:hAnsi="Arial"/>
-          <w:b w:val="false"/>
-          <w:bCs w:val="false"/>
-          <w:i w:val="false"/>
-          <w:iCs w:val="false"/>
-          <w:color w:val="808080"/>
           <w:sz w:val="22"/>
           <w:szCs w:val="22"/>
+          <w:u w:val="single" w:color="808080"/>
         </w:rPr>
-        <w:t xml:space="preserve">............</w:t>
+        <w:t xml:space="preserve">            </w:t>
       </w:r>
       <w:r>
         <w:rPr>
@@ -23667,15 +23419,11 @@
       <w:r>
         <w:rPr>
           <w:rFonts w:ascii="Arial" w:cs="Arial" w:eastAsia="Arial" w:hAnsi="Arial"/>
-          <w:b w:val="false"/>
-          <w:bCs w:val="false"/>
-          <w:i w:val="false"/>
-          <w:iCs w:val="false"/>
-          <w:color w:val="808080"/>
           <w:sz w:val="22"/>
           <w:szCs w:val="22"/>
+          <w:u w:val="single" w:color="808080"/>
         </w:rPr>
-        <w:t xml:space="preserve">....................................................</w:t>
+        <w:t xml:space="preserve">                                                    </w:t>
       </w:r>
     </w:p>
     <w:p>
@@ -23709,15 +23457,11 @@
       <w:r>
         <w:rPr>
           <w:rFonts w:ascii="Arial" w:cs="Arial" w:eastAsia="Arial" w:hAnsi="Arial"/>
-          <w:b w:val="false"/>
-          <w:bCs w:val="false"/>
-          <w:i w:val="false"/>
-          <w:iCs w:val="false"/>
-          <w:color w:val="808080"/>
           <w:sz w:val="22"/>
           <w:szCs w:val="22"/>
+          <w:u w:val="single" w:color="808080"/>
         </w:rPr>
-        <w:t xml:space="preserve">..............</w:t>
+        <w:t xml:space="preserve">              </w:t>
       </w:r>
     </w:p>
     <w:p>
@@ -26744,15 +26488,11 @@
       <w:r>
         <w:rPr>
           <w:rFonts w:ascii="Arial" w:cs="Arial" w:eastAsia="Arial" w:hAnsi="Arial"/>
-          <w:b w:val="false"/>
-          <w:bCs w:val="false"/>
-          <w:i w:val="false"/>
-          <w:iCs w:val="false"/>
-          <w:color w:val="808080"/>
           <w:sz w:val="22"/>
           <w:szCs w:val="22"/>
+          <w:u w:val="single" w:color="808080"/>
         </w:rPr>
-        <w:t xml:space="preserve">............</w:t>
+        <w:t xml:space="preserve">            </w:t>
       </w:r>
     </w:p>
     <w:p>
@@ -26774,15 +26514,11 @@
       <w:r>
         <w:rPr>
           <w:rFonts w:ascii="Arial" w:cs="Arial" w:eastAsia="Arial" w:hAnsi="Arial"/>
-          <w:b w:val="false"/>
-          <w:bCs w:val="false"/>
-          <w:i w:val="false"/>
-          <w:iCs w:val="false"/>
-          <w:color w:val="808080"/>
           <w:sz w:val="22"/>
           <w:szCs w:val="22"/>
+          <w:u w:val="single" w:color="808080"/>
         </w:rPr>
-        <w:t xml:space="preserve">............</w:t>
+        <w:t xml:space="preserve">            </w:t>
       </w:r>
     </w:p>
     <w:p>
@@ -26822,15 +26558,11 @@
       <w:r>
         <w:rPr>
           <w:rFonts w:ascii="Arial" w:cs="Arial" w:eastAsia="Arial" w:hAnsi="Arial"/>
-          <w:b w:val="false"/>
-          <w:bCs w:val="false"/>
-          <w:i w:val="false"/>
-          <w:iCs w:val="false"/>
-          <w:color w:val="808080"/>
           <w:sz w:val="22"/>
           <w:szCs w:val="22"/>
+          <w:u w:val="single" w:color="808080"/>
         </w:rPr>
-        <w:t xml:space="preserve">............</w:t>
+        <w:t xml:space="preserve">            </w:t>
       </w:r>
     </w:p>
     <w:p>
@@ -26852,15 +26584,11 @@
       <w:r>
         <w:rPr>
           <w:rFonts w:ascii="Arial" w:cs="Arial" w:eastAsia="Arial" w:hAnsi="Arial"/>
-          <w:b w:val="false"/>
-          <w:bCs w:val="false"/>
-          <w:i w:val="false"/>
-          <w:iCs w:val="false"/>
-          <w:color w:val="808080"/>
           <w:sz w:val="22"/>
           <w:szCs w:val="22"/>
+          <w:u w:val="single" w:color="808080"/>
         </w:rPr>
-        <w:t xml:space="preserve">..................................</w:t>
+        <w:t xml:space="preserve">                                  </w:t>
       </w:r>
       <w:r>
         <w:rPr>
@@ -26877,15 +26605,11 @@
       <w:r>
         <w:rPr>
           <w:rFonts w:ascii="Arial" w:cs="Arial" w:eastAsia="Arial" w:hAnsi="Arial"/>
-          <w:b w:val="false"/>
-          <w:bCs w:val="false"/>
-          <w:i w:val="false"/>
-          <w:iCs w:val="false"/>
-          <w:color w:val="808080"/>
           <w:sz w:val="22"/>
           <w:szCs w:val="22"/>
+          <w:u w:val="single" w:color="808080"/>
         </w:rPr>
-        <w:t xml:space="preserve">............</w:t>
+        <w:t xml:space="preserve">            </w:t>
       </w:r>
     </w:p>
     <w:p>
